--- a/32IV Inzhenerija vbudovanyh/3/KNT-122_Onyshchenko_Variant-19_K1.docx
+++ b/32IV Inzhenerija vbudovanyh/3/KNT-122_Onyshchenko_Variant-19_K1.docx
@@ -534,18 +534,30 @@
       </w:r>
       <w:r>
         <w:rPr>
+          <w:rStyle w:val="CodeChar"/>
+        </w:rPr>
+        <w:t>setup</w:t>
+      </w:r>
+      <w:r>
+        <w:rPr>
           <w:lang w:val="en-US"/>
         </w:rPr>
-        <w:t>setup (</w:t>
+        <w:t xml:space="preserve"> (</w:t>
       </w:r>
       <w:r>
         <w:t xml:space="preserve">для налаштування вікна), </w:t>
       </w:r>
       <w:r>
         <w:rPr>
+          <w:rStyle w:val="CodeChar"/>
+        </w:rPr>
+        <w:t>draw</w:t>
+      </w:r>
+      <w:r>
+        <w:rPr>
           <w:lang w:val="en-US"/>
         </w:rPr>
-        <w:t>draw (</w:t>
+        <w:t xml:space="preserve"> (</w:t>
       </w:r>
       <w:r>
         <w:t>головний цикл)</w:t>
@@ -554,7 +566,19 @@
         <w:rPr>
           <w:lang w:val="en-US"/>
         </w:rPr>
-        <w:t>, stroke (</w:t>
+        <w:t xml:space="preserve">, </w:t>
+      </w:r>
+      <w:r>
+        <w:rPr>
+          <w:rStyle w:val="CodeChar"/>
+        </w:rPr>
+        <w:t>stroke</w:t>
+      </w:r>
+      <w:r>
+        <w:rPr>
+          <w:lang w:val="en-US"/>
+        </w:rPr>
+        <w:t xml:space="preserve"> (</w:t>
       </w:r>
       <w:r>
         <w:t xml:space="preserve">для задавання кольору обведення), </w:t>
@@ -571,6 +595,9 @@
     <w:p>
       <w:pPr>
         <w:pStyle w:val="H1"/>
+        <w:rPr>
+          <w:lang w:val="en-US"/>
+        </w:rPr>
       </w:pPr>
       <w:r>
         <w:t>Код</w:t>
@@ -578,11 +605,648 @@
     </w:p>
     <w:p>
       <w:pPr>
+        <w:pStyle w:val="H2"/>
+      </w:pPr>
+      <w:r>
+        <w:rPr>
+          <w:lang w:val="en-US"/>
+        </w:rPr>
+        <w:t xml:space="preserve">1 </w:t>
+      </w:r>
+      <w:r>
+        <w:t>Фігура</w:t>
+      </w:r>
+    </w:p>
+    <w:p>
+      <w:pPr>
+        <w:pStyle w:val="P"/>
+      </w:pPr>
+    </w:p>
+    <w:p>
+      <w:pPr>
+        <w:pStyle w:val="Code"/>
+      </w:pPr>
+      <w:r>
+        <w:t xml:space="preserve">void </w:t>
+      </w:r>
+      <w:proofErr w:type="gramStart"/>
+      <w:r>
+        <w:t>setup(</w:t>
+      </w:r>
+      <w:proofErr w:type="gramEnd"/>
+      <w:r>
+        <w:t>) {</w:t>
+      </w:r>
+    </w:p>
+    <w:p>
+      <w:pPr>
+        <w:pStyle w:val="Code"/>
+      </w:pPr>
+      <w:r>
+        <w:t xml:space="preserve">  </w:t>
+      </w:r>
+      <w:proofErr w:type="gramStart"/>
+      <w:r>
+        <w:t>size(</w:t>
+      </w:r>
+      <w:proofErr w:type="gramEnd"/>
+      <w:r>
+        <w:t>400, 400);</w:t>
+      </w:r>
+    </w:p>
+    <w:p>
+      <w:pPr>
+        <w:pStyle w:val="Code"/>
+      </w:pPr>
+      <w:r>
+        <w:t>}</w:t>
+      </w:r>
+    </w:p>
+    <w:p>
+      <w:pPr>
+        <w:pStyle w:val="Code"/>
+      </w:pPr>
+    </w:p>
+    <w:p>
+      <w:pPr>
+        <w:pStyle w:val="Code"/>
+      </w:pPr>
+      <w:r>
+        <w:t xml:space="preserve">void </w:t>
+      </w:r>
+      <w:proofErr w:type="gramStart"/>
+      <w:r>
+        <w:t>draw(</w:t>
+      </w:r>
+      <w:proofErr w:type="gramEnd"/>
+      <w:r>
+        <w:t>) {</w:t>
+      </w:r>
+    </w:p>
+    <w:p>
+      <w:pPr>
+        <w:pStyle w:val="Code"/>
+      </w:pPr>
+      <w:r>
+        <w:t xml:space="preserve">  </w:t>
+      </w:r>
+      <w:proofErr w:type="gramStart"/>
+      <w:r>
+        <w:t>background(</w:t>
+      </w:r>
+      <w:proofErr w:type="gramEnd"/>
+      <w:r>
+        <w:t>255);</w:t>
+      </w:r>
+    </w:p>
+    <w:p>
+      <w:pPr>
+        <w:pStyle w:val="Code"/>
+      </w:pPr>
+      <w:r>
+        <w:t xml:space="preserve">  </w:t>
+      </w:r>
+      <w:proofErr w:type="gramStart"/>
+      <w:r>
+        <w:t>fill(</w:t>
+      </w:r>
+      <w:proofErr w:type="gramEnd"/>
+      <w:r>
+        <w:t>120, 77, 32, 77);</w:t>
+      </w:r>
+    </w:p>
+    <w:p>
+      <w:pPr>
+        <w:pStyle w:val="Code"/>
+      </w:pPr>
+      <w:r>
+        <w:t xml:space="preserve">  </w:t>
+      </w:r>
+      <w:proofErr w:type="gramStart"/>
+      <w:r>
+        <w:t>noStroke(</w:t>
+      </w:r>
+      <w:proofErr w:type="gramEnd"/>
+      <w:r>
+        <w:t>);</w:t>
+      </w:r>
+    </w:p>
+    <w:p>
+      <w:pPr>
+        <w:pStyle w:val="Code"/>
+      </w:pPr>
+    </w:p>
+    <w:p>
+      <w:pPr>
+        <w:pStyle w:val="Code"/>
+      </w:pPr>
+      <w:r>
+        <w:t xml:space="preserve">  // body</w:t>
+      </w:r>
+    </w:p>
+    <w:p>
+      <w:pPr>
+        <w:pStyle w:val="Code"/>
+      </w:pPr>
+      <w:r>
+        <w:t xml:space="preserve">  </w:t>
+      </w:r>
+      <w:proofErr w:type="gramStart"/>
+      <w:r>
+        <w:t>ellipse(</w:t>
+      </w:r>
+      <w:proofErr w:type="gramEnd"/>
+      <w:r>
+        <w:t>200, 200, 70, 80);</w:t>
+      </w:r>
+    </w:p>
+    <w:p>
+      <w:pPr>
+        <w:pStyle w:val="Code"/>
+      </w:pPr>
+      <w:r>
+        <w:t xml:space="preserve">  </w:t>
+      </w:r>
+      <w:proofErr w:type="gramStart"/>
+      <w:r>
+        <w:t>rect(</w:t>
+      </w:r>
+      <w:proofErr w:type="gramEnd"/>
+      <w:r>
+        <w:t>177, 108, 40, 52);</w:t>
+      </w:r>
+    </w:p>
+    <w:p>
+      <w:pPr>
+        <w:pStyle w:val="Code"/>
+      </w:pPr>
+    </w:p>
+    <w:p>
+      <w:pPr>
+        <w:pStyle w:val="Code"/>
+      </w:pPr>
+      <w:r>
+        <w:t xml:space="preserve">  </w:t>
+      </w:r>
+      <w:proofErr w:type="gramStart"/>
+      <w:r>
+        <w:t>stroke(</w:t>
+      </w:r>
+      <w:proofErr w:type="gramEnd"/>
+      <w:r>
+        <w:t>120, 77, 32, 77);</w:t>
+      </w:r>
+    </w:p>
+    <w:p>
+      <w:pPr>
+        <w:pStyle w:val="Code"/>
+      </w:pPr>
+      <w:r>
+        <w:t xml:space="preserve">  </w:t>
+      </w:r>
+      <w:proofErr w:type="gramStart"/>
+      <w:r>
+        <w:t>strokeWeight(</w:t>
+      </w:r>
+      <w:proofErr w:type="gramEnd"/>
+      <w:r>
+        <w:t>3);</w:t>
+      </w:r>
+    </w:p>
+    <w:p>
+      <w:pPr>
+        <w:pStyle w:val="Code"/>
+      </w:pPr>
+    </w:p>
+    <w:p>
+      <w:pPr>
+        <w:pStyle w:val="Code"/>
+      </w:pPr>
+      <w:r>
+        <w:t xml:space="preserve">  // arms &amp; legs</w:t>
+      </w:r>
+    </w:p>
+    <w:p>
+      <w:pPr>
+        <w:pStyle w:val="Code"/>
+      </w:pPr>
+      <w:r>
+        <w:lastRenderedPageBreak/>
+        <w:t xml:space="preserve">  </w:t>
+      </w:r>
+      <w:proofErr w:type="gramStart"/>
+      <w:r>
+        <w:t>line(</w:t>
+      </w:r>
+      <w:proofErr w:type="gramEnd"/>
+      <w:r>
+        <w:t>171, 177, 132, 132);</w:t>
+      </w:r>
+    </w:p>
+    <w:p>
+      <w:pPr>
+        <w:pStyle w:val="Code"/>
+      </w:pPr>
+      <w:r>
+        <w:t xml:space="preserve">  </w:t>
+      </w:r>
+      <w:proofErr w:type="gramStart"/>
+      <w:r>
+        <w:t>line(</w:t>
+      </w:r>
+      <w:proofErr w:type="gramEnd"/>
+      <w:r>
+        <w:t>231, 183, 132, 132);</w:t>
+      </w:r>
+    </w:p>
+    <w:p>
+      <w:pPr>
+        <w:pStyle w:val="Code"/>
+      </w:pPr>
+      <w:r>
+        <w:t xml:space="preserve">  </w:t>
+      </w:r>
+      <w:proofErr w:type="gramStart"/>
+      <w:r>
+        <w:t>line(</w:t>
+      </w:r>
+      <w:proofErr w:type="gramEnd"/>
+      <w:r>
+        <w:t>189, 237, 180, 292);</w:t>
+      </w:r>
+    </w:p>
+    <w:p>
+      <w:pPr>
+        <w:pStyle w:val="Code"/>
+      </w:pPr>
+      <w:r>
+        <w:t xml:space="preserve">  </w:t>
+      </w:r>
+      <w:proofErr w:type="gramStart"/>
+      <w:r>
+        <w:t>line(</w:t>
+      </w:r>
+      <w:proofErr w:type="gramEnd"/>
+      <w:r>
+        <w:t>210, 237, 230, 292);</w:t>
+      </w:r>
+    </w:p>
+    <w:p>
+      <w:pPr>
+        <w:pStyle w:val="Code"/>
+      </w:pPr>
+    </w:p>
+    <w:p>
+      <w:pPr>
+        <w:pStyle w:val="Code"/>
+      </w:pPr>
+      <w:r>
+        <w:t xml:space="preserve">  // treasure</w:t>
+      </w:r>
+    </w:p>
+    <w:p>
+      <w:pPr>
+        <w:pStyle w:val="Code"/>
+      </w:pPr>
+      <w:r>
+        <w:t xml:space="preserve">  </w:t>
+      </w:r>
+      <w:proofErr w:type="gramStart"/>
+      <w:r>
+        <w:t>stroke(</w:t>
+      </w:r>
+      <w:proofErr w:type="gramEnd"/>
+      <w:r>
+        <w:t>253, 200, 63);</w:t>
+      </w:r>
+    </w:p>
+    <w:p>
+      <w:pPr>
+        <w:pStyle w:val="Code"/>
+      </w:pPr>
+      <w:r>
+        <w:t xml:space="preserve">  </w:t>
+      </w:r>
+      <w:proofErr w:type="gramStart"/>
+      <w:r>
+        <w:t>line(</w:t>
+      </w:r>
+      <w:proofErr w:type="gramEnd"/>
+      <w:r>
+        <w:t>120, 112, 120, 147);</w:t>
+      </w:r>
+    </w:p>
+    <w:p>
+      <w:pPr>
+        <w:pStyle w:val="Code"/>
+      </w:pPr>
+      <w:r>
+        <w:t xml:space="preserve">  </w:t>
+      </w:r>
+      <w:proofErr w:type="gramStart"/>
+      <w:r>
+        <w:t>line(</w:t>
+      </w:r>
+      <w:proofErr w:type="gramEnd"/>
+      <w:r>
+        <w:t>110, 123, 130, 123);</w:t>
+      </w:r>
+    </w:p>
+    <w:p>
+      <w:pPr>
+        <w:pStyle w:val="Code"/>
+      </w:pPr>
+    </w:p>
+    <w:p>
+      <w:pPr>
+        <w:pStyle w:val="Code"/>
+      </w:pPr>
+      <w:r>
+        <w:t xml:space="preserve">  </w:t>
+      </w:r>
+      <w:proofErr w:type="gramStart"/>
+      <w:r>
+        <w:t>stroke(</w:t>
+      </w:r>
+      <w:proofErr w:type="gramEnd"/>
+      <w:r>
+        <w:t>120, 77, 32, 77);</w:t>
+      </w:r>
+    </w:p>
+    <w:p>
+      <w:pPr>
+        <w:pStyle w:val="Code"/>
+      </w:pPr>
+      <w:r>
+        <w:t xml:space="preserve">  </w:t>
+      </w:r>
+      <w:proofErr w:type="gramStart"/>
+      <w:r>
+        <w:t>fill(</w:t>
+      </w:r>
+      <w:proofErr w:type="gramEnd"/>
+      <w:r>
+        <w:t>255);</w:t>
+      </w:r>
+    </w:p>
+    <w:p>
+      <w:pPr>
+        <w:pStyle w:val="Code"/>
+      </w:pPr>
+    </w:p>
+    <w:p>
+      <w:pPr>
+        <w:pStyle w:val="Code"/>
+      </w:pPr>
+      <w:r>
+        <w:t xml:space="preserve">  // face</w:t>
+      </w:r>
+    </w:p>
+    <w:p>
+      <w:pPr>
+        <w:pStyle w:val="Code"/>
+      </w:pPr>
+      <w:r>
+        <w:t xml:space="preserve">  </w:t>
+      </w:r>
+      <w:proofErr w:type="gramStart"/>
+      <w:r>
+        <w:t>ellipse(</w:t>
+      </w:r>
+      <w:proofErr w:type="gramEnd"/>
+      <w:r>
+        <w:t>187, 127, 12, 12);</w:t>
+      </w:r>
+    </w:p>
+    <w:p>
+      <w:pPr>
+        <w:pStyle w:val="Code"/>
+      </w:pPr>
+      <w:r>
+        <w:t xml:space="preserve">  </w:t>
+      </w:r>
+      <w:proofErr w:type="gramStart"/>
+      <w:r>
+        <w:t>ellipse(</w:t>
+      </w:r>
+      <w:proofErr w:type="gramEnd"/>
+      <w:r>
+        <w:t>207, 129, 12, 12);</w:t>
+      </w:r>
+    </w:p>
+    <w:p>
+      <w:pPr>
+        <w:pStyle w:val="Code"/>
+      </w:pPr>
+      <w:r>
+        <w:t xml:space="preserve">  </w:t>
+      </w:r>
+      <w:proofErr w:type="gramStart"/>
+      <w:r>
+        <w:t>arc(</w:t>
+      </w:r>
+      <w:proofErr w:type="gramEnd"/>
+      <w:r>
+        <w:t>197, 147, 27, 12, 0, PI);</w:t>
+      </w:r>
+    </w:p>
+    <w:p>
+      <w:pPr>
+        <w:pStyle w:val="Code"/>
+      </w:pPr>
+    </w:p>
+    <w:p>
+      <w:pPr>
+        <w:pStyle w:val="Code"/>
+      </w:pPr>
+      <w:r>
+        <w:t xml:space="preserve">  </w:t>
+      </w:r>
+      <w:proofErr w:type="gramStart"/>
+      <w:r>
+        <w:t>fill(</w:t>
+      </w:r>
+      <w:proofErr w:type="gramEnd"/>
+      <w:r>
+        <w:t>0, 0, 0, 73);</w:t>
+      </w:r>
+    </w:p>
+    <w:p>
+      <w:pPr>
+        <w:pStyle w:val="Code"/>
+      </w:pPr>
+      <w:r>
+        <w:t xml:space="preserve">  </w:t>
+      </w:r>
+      <w:proofErr w:type="gramStart"/>
+      <w:r>
+        <w:t>noStroke(</w:t>
+      </w:r>
+      <w:proofErr w:type="gramEnd"/>
+      <w:r>
+        <w:t>);</w:t>
+      </w:r>
+    </w:p>
+    <w:p>
+      <w:pPr>
+        <w:pStyle w:val="Code"/>
+      </w:pPr>
+    </w:p>
+    <w:p>
+      <w:pPr>
+        <w:pStyle w:val="Code"/>
+      </w:pPr>
+      <w:r>
+        <w:t xml:space="preserve">  </w:t>
+      </w:r>
+      <w:proofErr w:type="gramStart"/>
+      <w:r>
+        <w:t>ellipse(</w:t>
+      </w:r>
+      <w:proofErr w:type="gramEnd"/>
+      <w:r>
+        <w:t>187, 127, 5, 5);</w:t>
+      </w:r>
+    </w:p>
+    <w:p>
+      <w:pPr>
+        <w:pStyle w:val="Code"/>
+      </w:pPr>
+      <w:r>
+        <w:t xml:space="preserve">  </w:t>
+      </w:r>
+      <w:proofErr w:type="gramStart"/>
+      <w:r>
+        <w:t>ellipse(</w:t>
+      </w:r>
+      <w:proofErr w:type="gramEnd"/>
+      <w:r>
+        <w:t>207, 129, 5, 5);</w:t>
+      </w:r>
+    </w:p>
+    <w:p>
+      <w:pPr>
+        <w:pStyle w:val="Code"/>
+      </w:pPr>
+      <w:r>
+        <w:t>}</w:t>
+      </w:r>
+    </w:p>
+    <w:p>
+      <w:pPr>
+        <w:pStyle w:val="P"/>
+      </w:pPr>
+    </w:p>
+    <w:p>
+      <w:pPr>
+        <w:pStyle w:val="H2"/>
+      </w:pPr>
+      <w:r>
+        <w:t>2 Кола</w:t>
+      </w:r>
+    </w:p>
+    <w:p>
+      <w:pPr>
         <w:pStyle w:val="H1"/>
       </w:pPr>
       <w:r>
         <w:t>Результати</w:t>
       </w:r>
+    </w:p>
+    <w:p>
+      <w:pPr>
+        <w:pStyle w:val="H2"/>
+      </w:pPr>
+      <w:r>
+        <w:t>1 Фігура</w:t>
+      </w:r>
+    </w:p>
+    <w:p>
+      <w:pPr>
+        <w:pStyle w:val="IMG"/>
+      </w:pPr>
+    </w:p>
+    <w:p>
+      <w:pPr>
+        <w:pStyle w:val="IMG"/>
+      </w:pPr>
+      <w:r>
+        <w:lastRenderedPageBreak/>
+        <w:drawing>
+          <wp:inline distT="0" distB="0" distL="0" distR="0" wp14:anchorId="07FA1261" wp14:editId="508B8129">
+            <wp:extent cx="3848637" cy="4258269"/>
+            <wp:effectExtent l="0" t="0" r="0" b="9525"/>
+            <wp:docPr id="2075733826" name="Рисунок 1" descr="Зображення, що містить знімок екрана, Операційна система, текст&#10;&#10;Вміст, створений ШІ, може бути неправильним."/>
+            <wp:cNvGraphicFramePr>
+              <a:graphicFrameLocks xmlns:a="http://schemas.openxmlformats.org/drawingml/2006/main" noChangeAspect="1"/>
+            </wp:cNvGraphicFramePr>
+            <a:graphic xmlns:a="http://schemas.openxmlformats.org/drawingml/2006/main">
+              <a:graphicData uri="http://schemas.openxmlformats.org/drawingml/2006/picture">
+                <pic:pic xmlns:pic="http://schemas.openxmlformats.org/drawingml/2006/picture">
+                  <pic:nvPicPr>
+                    <pic:cNvPr id="2075733826" name="Рисунок 1" descr="Зображення, що містить знімок екрана, Операційна система, текст&#10;&#10;Вміст, створений ШІ, може бути неправильним."/>
+                    <pic:cNvPicPr/>
+                  </pic:nvPicPr>
+                  <pic:blipFill>
+                    <a:blip r:embed="rId7"/>
+                    <a:stretch>
+                      <a:fillRect/>
+                    </a:stretch>
+                  </pic:blipFill>
+                  <pic:spPr>
+                    <a:xfrm>
+                      <a:off x="0" y="0"/>
+                      <a:ext cx="3848637" cy="4258269"/>
+                    </a:xfrm>
+                    <a:prstGeom prst="rect">
+                      <a:avLst/>
+                    </a:prstGeom>
+                  </pic:spPr>
+                </pic:pic>
+              </a:graphicData>
+            </a:graphic>
+          </wp:inline>
+        </w:drawing>
+      </w:r>
+    </w:p>
+    <w:p>
+      <w:pPr>
+        <w:pStyle w:val="IMG"/>
+      </w:pPr>
+      <w:r>
+        <w:t>Рисунок 1.1 – Вигляд програми</w:t>
+      </w:r>
+    </w:p>
+    <w:p>
+      <w:pPr>
+        <w:pStyle w:val="P"/>
+      </w:pPr>
+    </w:p>
+    <w:p>
+      <w:pPr>
+        <w:pStyle w:val="H2"/>
+      </w:pPr>
+      <w:r>
+        <w:t>2 Кола</w:t>
+      </w:r>
+    </w:p>
+    <w:p>
+      <w:pPr>
+        <w:pStyle w:val="P"/>
+      </w:pPr>
+    </w:p>
+    <w:p>
+      <w:pPr>
+        <w:pStyle w:val="P"/>
+      </w:pPr>
+      <w:r>
+        <w:t>Рисунок 2.1 – Вигляд результатів</w:t>
+      </w:r>
+    </w:p>
+    <w:p>
+      <w:pPr>
+        <w:pStyle w:val="P"/>
+      </w:pPr>
     </w:p>
     <w:p>
       <w:pPr>

--- a/32IV Inzhenerija vbudovanyh/3/KNT-122_Onyshchenko_Variant-19_K1.docx
+++ b/32IV Inzhenerija vbudovanyh/3/KNT-122_Onyshchenko_Variant-19_K1.docx
@@ -1140,6 +1140,9 @@
     <w:p>
       <w:pPr>
         <w:pStyle w:val="H2"/>
+        <w:rPr>
+          <w:lang w:val="en-US"/>
+        </w:rPr>
       </w:pPr>
       <w:r>
         <w:t>2 Кола</w:t>
@@ -1147,6 +1150,338 @@
     </w:p>
     <w:p>
       <w:pPr>
+        <w:pStyle w:val="P"/>
+        <w:rPr>
+          <w:lang w:val="en-US"/>
+        </w:rPr>
+      </w:pPr>
+    </w:p>
+    <w:p>
+      <w:pPr>
+        <w:pStyle w:val="Code"/>
+      </w:pPr>
+      <w:r>
+        <w:t xml:space="preserve">void </w:t>
+      </w:r>
+      <w:proofErr w:type="gramStart"/>
+      <w:r>
+        <w:t>setup(</w:t>
+      </w:r>
+      <w:proofErr w:type="gramEnd"/>
+      <w:r>
+        <w:t>) {</w:t>
+      </w:r>
+    </w:p>
+    <w:p>
+      <w:pPr>
+        <w:pStyle w:val="Code"/>
+      </w:pPr>
+      <w:r>
+        <w:t xml:space="preserve">  </w:t>
+      </w:r>
+      <w:proofErr w:type="gramStart"/>
+      <w:r>
+        <w:t>size(</w:t>
+      </w:r>
+      <w:proofErr w:type="gramEnd"/>
+      <w:r>
+        <w:t>412, 412);</w:t>
+      </w:r>
+    </w:p>
+    <w:p>
+      <w:pPr>
+        <w:pStyle w:val="Code"/>
+      </w:pPr>
+      <w:r>
+        <w:t>}</w:t>
+      </w:r>
+    </w:p>
+    <w:p>
+      <w:pPr>
+        <w:pStyle w:val="Code"/>
+      </w:pPr>
+    </w:p>
+    <w:p>
+      <w:pPr>
+        <w:pStyle w:val="Code"/>
+      </w:pPr>
+      <w:r>
+        <w:t xml:space="preserve">void </w:t>
+      </w:r>
+      <w:proofErr w:type="gramStart"/>
+      <w:r>
+        <w:t>draw(</w:t>
+      </w:r>
+      <w:proofErr w:type="gramEnd"/>
+      <w:r>
+        <w:t>) {</w:t>
+      </w:r>
+    </w:p>
+    <w:p>
+      <w:pPr>
+        <w:pStyle w:val="Code"/>
+      </w:pPr>
+      <w:r>
+        <w:t xml:space="preserve">  </w:t>
+      </w:r>
+      <w:proofErr w:type="gramStart"/>
+      <w:r>
+        <w:t>background(</w:t>
+      </w:r>
+      <w:proofErr w:type="gramEnd"/>
+      <w:r>
+        <w:t>255);</w:t>
+      </w:r>
+    </w:p>
+    <w:p>
+      <w:pPr>
+        <w:pStyle w:val="Code"/>
+      </w:pPr>
+    </w:p>
+    <w:p>
+      <w:pPr>
+        <w:pStyle w:val="Code"/>
+      </w:pPr>
+      <w:r>
+        <w:t xml:space="preserve">  int opacity = 255;</w:t>
+      </w:r>
+    </w:p>
+    <w:p>
+      <w:pPr>
+        <w:pStyle w:val="Code"/>
+      </w:pPr>
+      <w:r>
+        <w:t xml:space="preserve">  </w:t>
+      </w:r>
+      <w:proofErr w:type="gramStart"/>
+      <w:r>
+        <w:t>fill(</w:t>
+      </w:r>
+      <w:proofErr w:type="gramEnd"/>
+      <w:r>
+        <w:t>255, 89, 94, opacity);</w:t>
+      </w:r>
+    </w:p>
+    <w:p>
+      <w:pPr>
+        <w:pStyle w:val="Code"/>
+      </w:pPr>
+      <w:r>
+        <w:t xml:space="preserve">  int border = 0;</w:t>
+      </w:r>
+    </w:p>
+    <w:p>
+      <w:pPr>
+        <w:pStyle w:val="Code"/>
+      </w:pPr>
+      <w:r>
+        <w:t xml:space="preserve">  strokeWeight(border);</w:t>
+      </w:r>
+    </w:p>
+    <w:p>
+      <w:pPr>
+        <w:pStyle w:val="Code"/>
+      </w:pPr>
+      <w:r>
+        <w:t xml:space="preserve">  </w:t>
+      </w:r>
+      <w:proofErr w:type="gramStart"/>
+      <w:r>
+        <w:t>stroke(</w:t>
+      </w:r>
+      <w:proofErr w:type="gramEnd"/>
+      <w:r>
+        <w:t>255, 89, 94, 37);</w:t>
+      </w:r>
+    </w:p>
+    <w:p>
+      <w:pPr>
+        <w:pStyle w:val="Code"/>
+      </w:pPr>
+      <w:r>
+        <w:t xml:space="preserve">  </w:t>
+      </w:r>
+      <w:proofErr w:type="gramStart"/>
+      <w:r>
+        <w:t>ellipse(</w:t>
+      </w:r>
+      <w:proofErr w:type="gramEnd"/>
+      <w:r>
+        <w:t>100, 100, 70, 70);</w:t>
+      </w:r>
+    </w:p>
+    <w:p>
+      <w:pPr>
+        <w:pStyle w:val="Code"/>
+      </w:pPr>
+    </w:p>
+    <w:p>
+      <w:pPr>
+        <w:pStyle w:val="Code"/>
+      </w:pPr>
+      <w:r>
+        <w:t xml:space="preserve">  opacity -= 75;</w:t>
+      </w:r>
+    </w:p>
+    <w:p>
+      <w:pPr>
+        <w:pStyle w:val="Code"/>
+      </w:pPr>
+      <w:r>
+        <w:t xml:space="preserve">  </w:t>
+      </w:r>
+      <w:proofErr w:type="gramStart"/>
+      <w:r>
+        <w:t>fill(</w:t>
+      </w:r>
+      <w:proofErr w:type="gramEnd"/>
+      <w:r>
+        <w:t>138, 201, 38, opacity);</w:t>
+      </w:r>
+    </w:p>
+    <w:p>
+      <w:pPr>
+        <w:pStyle w:val="Code"/>
+      </w:pPr>
+      <w:r>
+        <w:t xml:space="preserve">  border += 10;</w:t>
+      </w:r>
+    </w:p>
+    <w:p>
+      <w:pPr>
+        <w:pStyle w:val="Code"/>
+      </w:pPr>
+      <w:r>
+        <w:t xml:space="preserve">  strokeWeight(border);</w:t>
+      </w:r>
+    </w:p>
+    <w:p>
+      <w:pPr>
+        <w:pStyle w:val="Code"/>
+      </w:pPr>
+      <w:r>
+        <w:t xml:space="preserve">  </w:t>
+      </w:r>
+      <w:proofErr w:type="gramStart"/>
+      <w:r>
+        <w:t>stroke(</w:t>
+      </w:r>
+      <w:proofErr w:type="gramEnd"/>
+      <w:r>
+        <w:t>138, 201, 38, 37);</w:t>
+      </w:r>
+    </w:p>
+    <w:p>
+      <w:pPr>
+        <w:pStyle w:val="Code"/>
+      </w:pPr>
+      <w:r>
+        <w:t xml:space="preserve">  </w:t>
+      </w:r>
+      <w:proofErr w:type="gramStart"/>
+      <w:r>
+        <w:t>ellipse(</w:t>
+      </w:r>
+      <w:proofErr w:type="gramEnd"/>
+      <w:r>
+        <w:t>200, 200, 70, 70);</w:t>
+      </w:r>
+    </w:p>
+    <w:p>
+      <w:pPr>
+        <w:pStyle w:val="Code"/>
+      </w:pPr>
+    </w:p>
+    <w:p>
+      <w:pPr>
+        <w:pStyle w:val="Code"/>
+      </w:pPr>
+      <w:r>
+        <w:t xml:space="preserve">  opacity -= 75;</w:t>
+      </w:r>
+    </w:p>
+    <w:p>
+      <w:pPr>
+        <w:pStyle w:val="Code"/>
+      </w:pPr>
+      <w:r>
+        <w:t xml:space="preserve">  </w:t>
+      </w:r>
+      <w:proofErr w:type="gramStart"/>
+      <w:r>
+        <w:t>fill(</w:t>
+      </w:r>
+      <w:proofErr w:type="gramEnd"/>
+      <w:r>
+        <w:t>25, 130, 196, opacity);</w:t>
+      </w:r>
+    </w:p>
+    <w:p>
+      <w:pPr>
+        <w:pStyle w:val="Code"/>
+      </w:pPr>
+      <w:r>
+        <w:t xml:space="preserve">  border += 10;</w:t>
+      </w:r>
+    </w:p>
+    <w:p>
+      <w:pPr>
+        <w:pStyle w:val="Code"/>
+      </w:pPr>
+      <w:r>
+        <w:t xml:space="preserve">  strokeWeight(border);</w:t>
+      </w:r>
+    </w:p>
+    <w:p>
+      <w:pPr>
+        <w:pStyle w:val="Code"/>
+      </w:pPr>
+      <w:r>
+        <w:t xml:space="preserve">  </w:t>
+      </w:r>
+      <w:proofErr w:type="gramStart"/>
+      <w:r>
+        <w:t>stroke(</w:t>
+      </w:r>
+      <w:proofErr w:type="gramEnd"/>
+      <w:r>
+        <w:t>25, 130, 196, 37);</w:t>
+      </w:r>
+    </w:p>
+    <w:p>
+      <w:pPr>
+        <w:pStyle w:val="Code"/>
+      </w:pPr>
+      <w:r>
+        <w:t xml:space="preserve">  </w:t>
+      </w:r>
+      <w:proofErr w:type="gramStart"/>
+      <w:r>
+        <w:t>ellipse(</w:t>
+      </w:r>
+      <w:proofErr w:type="gramEnd"/>
+      <w:r>
+        <w:t>300, 300, 70, 70);</w:t>
+      </w:r>
+    </w:p>
+    <w:p>
+      <w:pPr>
+        <w:pStyle w:val="Code"/>
+      </w:pPr>
+      <w:r>
+        <w:t>}</w:t>
+      </w:r>
+    </w:p>
+    <w:p>
+      <w:pPr>
+        <w:pStyle w:val="P"/>
+        <w:rPr>
+          <w:lang w:val="en-US"/>
+        </w:rPr>
+      </w:pPr>
+    </w:p>
+    <w:p>
+      <w:pPr>
         <w:pStyle w:val="H1"/>
       </w:pPr>
       <w:r>
@@ -1164,6 +1499,9 @@
     <w:p>
       <w:pPr>
         <w:pStyle w:val="IMG"/>
+        <w:rPr>
+          <w:lang w:val="en-US"/>
+        </w:rPr>
       </w:pPr>
     </w:p>
     <w:p>
@@ -1171,9 +1509,8 @@
         <w:pStyle w:val="IMG"/>
       </w:pPr>
       <w:r>
-        <w:lastRenderedPageBreak/>
         <w:drawing>
-          <wp:inline distT="0" distB="0" distL="0" distR="0" wp14:anchorId="07FA1261" wp14:editId="508B8129">
+          <wp:inline distT="0" distB="0" distL="0" distR="0" wp14:anchorId="07FA1261" wp14:editId="1B26A081">
             <wp:extent cx="3848637" cy="4258269"/>
             <wp:effectExtent l="0" t="0" r="0" b="9525"/>
             <wp:docPr id="2075733826" name="Рисунок 1" descr="Зображення, що містить знімок екрана, Операційна система, текст&#10;&#10;Вміст, створений ШІ, може бути неправильним."/>
@@ -1212,6 +1549,9 @@
     <w:p>
       <w:pPr>
         <w:pStyle w:val="IMG"/>
+        <w:rPr>
+          <w:lang w:val="en-US"/>
+        </w:rPr>
       </w:pPr>
       <w:r>
         <w:t>Рисунок 1.1 – Вигляд програми</w:t>
@@ -1219,25 +1559,86 @@
     </w:p>
     <w:p>
       <w:pPr>
-        <w:pStyle w:val="P"/>
-      </w:pPr>
+        <w:rPr>
+          <w:rFonts w:eastAsiaTheme="majorEastAsia"/>
+          <w:b/>
+          <w:bCs/>
+          <w:color w:val="000000" w:themeColor="text1"/>
+          <w:szCs w:val="26"/>
+        </w:rPr>
+      </w:pPr>
+      <w:r>
+        <w:br w:type="page"/>
+      </w:r>
     </w:p>
     <w:p>
       <w:pPr>
         <w:pStyle w:val="H2"/>
       </w:pPr>
       <w:r>
+        <w:lastRenderedPageBreak/>
         <w:t>2 Кола</w:t>
       </w:r>
     </w:p>
     <w:p>
       <w:pPr>
-        <w:pStyle w:val="P"/>
-      </w:pPr>
-    </w:p>
-    <w:p>
-      <w:pPr>
-        <w:pStyle w:val="P"/>
+        <w:pStyle w:val="IMG"/>
+        <w:rPr>
+          <w:lang w:val="en-US"/>
+        </w:rPr>
+      </w:pPr>
+    </w:p>
+    <w:p>
+      <w:pPr>
+        <w:pStyle w:val="IMG"/>
+        <w:rPr>
+          <w:lang w:val="en-US"/>
+        </w:rPr>
+      </w:pPr>
+      <w:r>
+        <w:rPr>
+          <w:lang w:val="en-US"/>
+        </w:rPr>
+        <w:drawing>
+          <wp:inline distT="0" distB="0" distL="0" distR="0" wp14:anchorId="01614AFC" wp14:editId="0A007577">
+            <wp:extent cx="3962953" cy="4372585"/>
+            <wp:effectExtent l="0" t="0" r="0" b="9525"/>
+            <wp:docPr id="1103760218" name="Рисунок 1" descr="Зображення, що містить знімок екрана, Операційна система, гаджет, мультимедіа&#10;&#10;Вміст, створений ШІ, може бути неправильним."/>
+            <wp:cNvGraphicFramePr>
+              <a:graphicFrameLocks xmlns:a="http://schemas.openxmlformats.org/drawingml/2006/main" noChangeAspect="1"/>
+            </wp:cNvGraphicFramePr>
+            <a:graphic xmlns:a="http://schemas.openxmlformats.org/drawingml/2006/main">
+              <a:graphicData uri="http://schemas.openxmlformats.org/drawingml/2006/picture">
+                <pic:pic xmlns:pic="http://schemas.openxmlformats.org/drawingml/2006/picture">
+                  <pic:nvPicPr>
+                    <pic:cNvPr id="1103760218" name="Рисунок 1" descr="Зображення, що містить знімок екрана, Операційна система, гаджет, мультимедіа&#10;&#10;Вміст, створений ШІ, може бути неправильним."/>
+                    <pic:cNvPicPr/>
+                  </pic:nvPicPr>
+                  <pic:blipFill>
+                    <a:blip r:embed="rId8"/>
+                    <a:stretch>
+                      <a:fillRect/>
+                    </a:stretch>
+                  </pic:blipFill>
+                  <pic:spPr>
+                    <a:xfrm>
+                      <a:off x="0" y="0"/>
+                      <a:ext cx="3962953" cy="4372585"/>
+                    </a:xfrm>
+                    <a:prstGeom prst="rect">
+                      <a:avLst/>
+                    </a:prstGeom>
+                  </pic:spPr>
+                </pic:pic>
+              </a:graphicData>
+            </a:graphic>
+          </wp:inline>
+        </w:drawing>
+      </w:r>
+    </w:p>
+    <w:p>
+      <w:pPr>
+        <w:pStyle w:val="IMG"/>
       </w:pPr>
       <w:r>
         <w:t>Рисунок 2.1 – Вигляд результатів</w:t>

--- a/32IV Inzhenerija vbudovanyh/3/KNT-122_Onyshchenko_Variant-19_K1.docx
+++ b/32IV Inzhenerija vbudovanyh/3/KNT-122_Onyshchenko_Variant-19_K1.docx
@@ -1661,6 +1661,9 @@
       <w:pPr>
         <w:pStyle w:val="P"/>
       </w:pPr>
+      <w:r>
+        <w:t xml:space="preserve"> </w:t>
+      </w:r>
     </w:p>
     <w:p>
       <w:pPr>
